--- a/zht/docx/006.content.docx
+++ b/zht/docx/006.content.docx
@@ -19,7 +19,7 @@
         <w:rPr>
           <w:lang w:val="zh_TW" w:bidi="zh_TW"/>
         </w:rPr>
-        <w:t>Resource: Tyndale Open Study Notes</w:t>
+        <w:t>Resource: Aquifer Open Study Notes (Profiles)</w:t>
       </w:r>
       <w:r>
         <w:rPr>
@@ -112,7 +112,7 @@
         <w:rPr>
           <w:lang w:val="zh_TW" w:bidi="zh_TW"/>
         </w:rPr>
-        <w:t>Tyndale Open Study Notes</w:t>
+        <w:t>Aquifer Open Study Notes (Profiles)</w:t>
       </w:r>
     </w:p>
     <w:p>

--- a/zht/docx/006.content.docx
+++ b/zht/docx/006.content.docx
@@ -247,36 +247,24 @@
         </w:rPr>
         <w:t>彼拉多作為猶太巡撫，掌控著羅馬駐軍，並管理聖殿及其財務。只有他有權下令對罪犯施行死刑（見</w:t>
       </w:r>
-      <w:hyperlink r:id="rId13">
-        <w:r>
-          <w:rPr>
-            <w:lang w:val="zh_TW" w:bidi="zh_TW"/>
-          </w:rPr>
-          <w:rPr>
-            <w:color w:val="0000EE"/>
-            <w:u w:val="single"/>
-          </w:rPr>
-          <w:t>約18:31</w:t>
-        </w:r>
-      </w:hyperlink>
+      <w:r>
+        <w:rPr>
+          <w:lang w:val="zh_TW" w:bidi="zh_TW"/>
+        </w:rPr>
+        <w:t>約18:31</w:t>
+      </w:r>
       <w:r>
         <w:rPr>
           <w:lang w:val="zh_TW" w:bidi="zh_TW"/>
         </w:rPr>
         <w:t>）。因此，猶太宗教領袖必須向彼拉多提出指控，才能將耶穌處死（</w:t>
       </w:r>
-      <w:hyperlink r:id="rId14">
-        <w:r>
-          <w:rPr>
-            <w:lang w:val="zh_TW" w:bidi="zh_TW"/>
-          </w:rPr>
-          <w:rPr>
-            <w:color w:val="0000EE"/>
-            <w:u w:val="single"/>
-          </w:rPr>
-          <w:t>可15:1–4</w:t>
-        </w:r>
-      </w:hyperlink>
+      <w:r>
+        <w:rPr>
+          <w:lang w:val="zh_TW" w:bidi="zh_TW"/>
+        </w:rPr>
+        <w:t>可15:1–4</w:t>
+      </w:r>
       <w:r>
         <w:rPr>
           <w:lang w:val="zh_TW" w:bidi="zh_TW"/>
@@ -311,18 +299,12 @@
         </w:rPr>
         <w:t>又有一次，彼拉多在聖殿獻祭時，殺害了一些加利利人（</w:t>
       </w:r>
-      <w:hyperlink r:id="rId15">
-        <w:r>
-          <w:rPr>
-            <w:lang w:val="zh_TW" w:bidi="zh_TW"/>
-          </w:rPr>
-          <w:rPr>
-            <w:color w:val="0000EE"/>
-            <w:u w:val="single"/>
-          </w:rPr>
-          <w:t>路13:1</w:t>
-        </w:r>
-      </w:hyperlink>
+      <w:r>
+        <w:rPr>
+          <w:lang w:val="zh_TW" w:bidi="zh_TW"/>
+        </w:rPr>
+        <w:t>路13:1</w:t>
+      </w:r>
       <w:r>
         <w:rPr>
           <w:lang w:val="zh_TW" w:bidi="zh_TW"/>
@@ -343,126 +325,78 @@
         </w:rPr>
         <w:t>四卷福音書都記載了彼拉多在耶穌受難中的角色（</w:t>
       </w:r>
-      <w:hyperlink r:id="rId16">
-        <w:r>
-          <w:rPr>
-            <w:lang w:val="zh_TW" w:bidi="zh_TW"/>
-          </w:rPr>
-          <w:rPr>
-            <w:color w:val="0000EE"/>
-            <w:u w:val="single"/>
-          </w:rPr>
-          <w:t>太27:11–26；</w:t>
-        </w:r>
-      </w:hyperlink>
-      <w:hyperlink r:id="rId17">
-        <w:r>
-          <w:rPr>
-            <w:lang w:val="zh_TW" w:bidi="zh_TW"/>
-          </w:rPr>
-          <w:rPr>
-            <w:color w:val="0000EE"/>
-            <w:u w:val="single"/>
-          </w:rPr>
-          <w:t>可15:1–15；</w:t>
-        </w:r>
-      </w:hyperlink>
-      <w:hyperlink r:id="rId18">
-        <w:r>
-          <w:rPr>
-            <w:lang w:val="zh_TW" w:bidi="zh_TW"/>
-          </w:rPr>
-          <w:rPr>
-            <w:color w:val="0000EE"/>
-            <w:u w:val="single"/>
-          </w:rPr>
-          <w:t>路23:1–25；</w:t>
-        </w:r>
-      </w:hyperlink>
-      <w:hyperlink r:id="rId19">
-        <w:r>
-          <w:rPr>
-            <w:lang w:val="zh_TW" w:bidi="zh_TW"/>
-          </w:rPr>
-          <w:rPr>
-            <w:color w:val="0000EE"/>
-            <w:u w:val="single"/>
-          </w:rPr>
-          <w:t>約18:28–19:16</w:t>
-        </w:r>
-      </w:hyperlink>
+      <w:r>
+        <w:rPr>
+          <w:lang w:val="zh_TW" w:bidi="zh_TW"/>
+        </w:rPr>
+        <w:t>太27:11–26；</w:t>
+      </w:r>
+      <w:r>
+        <w:rPr>
+          <w:lang w:val="zh_TW" w:bidi="zh_TW"/>
+        </w:rPr>
+        <w:t>可15:1–15；</w:t>
+      </w:r>
+      <w:r>
+        <w:rPr>
+          <w:lang w:val="zh_TW" w:bidi="zh_TW"/>
+        </w:rPr>
+        <w:t>路23:1–25；</w:t>
+      </w:r>
+      <w:r>
+        <w:rPr>
+          <w:lang w:val="zh_TW" w:bidi="zh_TW"/>
+        </w:rPr>
+        <w:t>約18:28–19:16</w:t>
+      </w:r>
       <w:r>
         <w:rPr>
           <w:lang w:val="zh_TW" w:bidi="zh_TW"/>
         </w:rPr>
         <w:t>；另見</w:t>
       </w:r>
-      <w:hyperlink r:id="rId20">
-        <w:r>
-          <w:rPr>
-            <w:lang w:val="zh_TW" w:bidi="zh_TW"/>
-          </w:rPr>
-          <w:rPr>
-            <w:color w:val="0000EE"/>
-            <w:u w:val="single"/>
-          </w:rPr>
-          <w:t>徒3:13</w:t>
-        </w:r>
-      </w:hyperlink>
+      <w:r>
+        <w:rPr>
+          <w:lang w:val="zh_TW" w:bidi="zh_TW"/>
+        </w:rPr>
+        <w:t>徒3:13</w:t>
+      </w:r>
       <w:r>
         <w:rPr>
           <w:lang w:val="zh_TW" w:bidi="zh_TW"/>
         </w:rPr>
         <w:t>，</w:t>
       </w:r>
-      <w:hyperlink r:id="rId21">
-        <w:r>
-          <w:rPr>
-            <w:lang w:val="zh_TW" w:bidi="zh_TW"/>
-          </w:rPr>
-          <w:rPr>
-            <w:color w:val="0000EE"/>
-            <w:u w:val="single"/>
-          </w:rPr>
-          <w:t>4:27</w:t>
-        </w:r>
-      </w:hyperlink>
+      <w:r>
+        <w:rPr>
+          <w:lang w:val="zh_TW" w:bidi="zh_TW"/>
+        </w:rPr>
+        <w:t>4:27</w:t>
+      </w:r>
       <w:r>
         <w:rPr>
           <w:lang w:val="zh_TW" w:bidi="zh_TW"/>
         </w:rPr>
         <w:t>，</w:t>
       </w:r>
-      <w:hyperlink r:id="rId22">
-        <w:r>
-          <w:rPr>
-            <w:lang w:val="zh_TW" w:bidi="zh_TW"/>
-          </w:rPr>
-          <w:rPr>
-            <w:color w:val="0000EE"/>
-            <w:u w:val="single"/>
-          </w:rPr>
-          <w:t>13:28</w:t>
-        </w:r>
-      </w:hyperlink>
+      <w:r>
+        <w:rPr>
+          <w:lang w:val="zh_TW" w:bidi="zh_TW"/>
+        </w:rPr>
+        <w:t>13:28</w:t>
+      </w:r>
       <w:r>
         <w:rPr>
           <w:lang w:val="zh_TW" w:bidi="zh_TW"/>
         </w:rPr>
         <w:t>；</w:t>
       </w:r>
-      <w:hyperlink r:id="rId23">
-        <w:r>
-          <w:rPr>
-            <w:lang w:val="zh_TW" w:bidi="zh_TW"/>
-          </w:rPr>
-          <w:rPr>
-            <w:color w:val="0000EE"/>
-            <w:u w:val="single"/>
-          </w:rPr>
-          <w:t>提前6:13</w:t>
-        </w:r>
-      </w:hyperlink>
+      <w:r>
+        <w:rPr>
+          <w:lang w:val="zh_TW" w:bidi="zh_TW"/>
+        </w:rPr>
+        <w:t>提前6:13</w:t>
+      </w:r>
       <w:r>
         <w:rPr>
           <w:lang w:val="zh_TW" w:bidi="zh_TW"/>
@@ -483,120 +417,78 @@
         </w:rPr>
         <w:t>與此同時，彼拉多的妻子因夢見「這義人」而感到不安（</w:t>
       </w:r>
-      <w:hyperlink r:id="rId24">
-        <w:r>
-          <w:rPr>
-            <w:lang w:val="zh_TW" w:bidi="zh_TW"/>
-          </w:rPr>
-          <w:rPr>
-            <w:color w:val="0000EE"/>
-            <w:u w:val="single"/>
-          </w:rPr>
-          <w:t>太27:19</w:t>
-        </w:r>
-      </w:hyperlink>
+      <w:r>
+        <w:rPr>
+          <w:lang w:val="zh_TW" w:bidi="zh_TW"/>
+        </w:rPr>
+        <w:t>太27:19</w:t>
+      </w:r>
       <w:r>
         <w:rPr>
           <w:lang w:val="zh_TW" w:bidi="zh_TW"/>
         </w:rPr>
         <w:t>）。然而，群眾變得激動，猶太領袖則暗示彼拉多未有認真對待耶穌對羅馬的威脅。最終，彼拉多屈服於他們的壓力，下令鞭打耶穌並將祂釘十字架，又在十字架上掛上「猶太人的王」牌子。他在強烈反對，並聲明自己與這場不公義的處決無關之後，才做出這一決定（</w:t>
       </w:r>
-      <w:hyperlink r:id="rId25">
-        <w:r>
-          <w:rPr>
-            <w:lang w:val="zh_TW" w:bidi="zh_TW"/>
-          </w:rPr>
-          <w:rPr>
-            <w:color w:val="0000EE"/>
-            <w:u w:val="single"/>
-          </w:rPr>
-          <w:t>太27:18–25</w:t>
-        </w:r>
-      </w:hyperlink>
+      <w:r>
+        <w:rPr>
+          <w:lang w:val="zh_TW" w:bidi="zh_TW"/>
+        </w:rPr>
+        <w:t>太27:18–25</w:t>
+      </w:r>
       <w:r>
         <w:rPr>
           <w:lang w:val="zh_TW" w:bidi="zh_TW"/>
         </w:rPr>
         <w:t>；</w:t>
       </w:r>
-      <w:hyperlink r:id="rId26">
-        <w:r>
-          <w:rPr>
-            <w:lang w:val="zh_TW" w:bidi="zh_TW"/>
-          </w:rPr>
-          <w:rPr>
-            <w:color w:val="0000EE"/>
-            <w:u w:val="single"/>
-          </w:rPr>
-          <w:t>可15:14</w:t>
-        </w:r>
-      </w:hyperlink>
+      <w:r>
+        <w:rPr>
+          <w:lang w:val="zh_TW" w:bidi="zh_TW"/>
+        </w:rPr>
+        <w:t>可15:14</w:t>
+      </w:r>
       <w:r>
         <w:rPr>
           <w:lang w:val="zh_TW" w:bidi="zh_TW"/>
         </w:rPr>
         <w:t>；</w:t>
       </w:r>
-      <w:hyperlink r:id="rId27">
-        <w:r>
-          <w:rPr>
-            <w:lang w:val="zh_TW" w:bidi="zh_TW"/>
-          </w:rPr>
-          <w:rPr>
-            <w:color w:val="0000EE"/>
-            <w:u w:val="single"/>
-          </w:rPr>
-          <w:t>路23:4</w:t>
-        </w:r>
-      </w:hyperlink>
+      <w:r>
+        <w:rPr>
+          <w:lang w:val="zh_TW" w:bidi="zh_TW"/>
+        </w:rPr>
+        <w:t>路23:4</w:t>
+      </w:r>
       <w:r>
         <w:rPr>
           <w:lang w:val="zh_TW" w:bidi="zh_TW"/>
         </w:rPr>
         <w:t>，</w:t>
       </w:r>
-      <w:hyperlink r:id="rId28">
-        <w:r>
-          <w:rPr>
-            <w:lang w:val="zh_TW" w:bidi="zh_TW"/>
-          </w:rPr>
-          <w:rPr>
-            <w:color w:val="0000EE"/>
-            <w:u w:val="single"/>
-          </w:rPr>
-          <w:t>13–23</w:t>
-        </w:r>
-      </w:hyperlink>
+      <w:r>
+        <w:rPr>
+          <w:lang w:val="zh_TW" w:bidi="zh_TW"/>
+        </w:rPr>
+        <w:t>13–23</w:t>
+      </w:r>
       <w:r>
         <w:rPr>
           <w:lang w:val="zh_TW" w:bidi="zh_TW"/>
         </w:rPr>
         <w:t>；</w:t>
       </w:r>
-      <w:hyperlink r:id="rId29">
-        <w:r>
-          <w:rPr>
-            <w:lang w:val="zh_TW" w:bidi="zh_TW"/>
-          </w:rPr>
-          <w:rPr>
-            <w:color w:val="0000EE"/>
-            <w:u w:val="single"/>
-          </w:rPr>
-          <w:t>約18:38，</w:t>
-        </w:r>
-      </w:hyperlink>
-      <w:hyperlink r:id="rId30">
-        <w:r>
-          <w:rPr>
-            <w:lang w:val="zh_TW" w:bidi="zh_TW"/>
-          </w:rPr>
-          <w:rPr>
-            <w:color w:val="0000EE"/>
-            <w:u w:val="single"/>
-          </w:rPr>
-          <w:t>19:4–16</w:t>
-        </w:r>
-      </w:hyperlink>
+      <w:r>
+        <w:rPr>
+          <w:lang w:val="zh_TW" w:bidi="zh_TW"/>
+        </w:rPr>
+        <w:t>約18:38，</w:t>
+      </w:r>
+      <w:r>
+        <w:rPr>
+          <w:lang w:val="zh_TW" w:bidi="zh_TW"/>
+        </w:rPr>
+        <w:t>19:4–16</w:t>
+      </w:r>
       <w:r>
         <w:rPr>
           <w:lang w:val="zh_TW" w:bidi="zh_TW"/>
@@ -617,90 +509,60 @@
         </w:rPr>
         <w:t>耶穌死後，彼拉多允許亞利馬太的約瑟將耶穌的身體從十字架上取下並安葬（</w:t>
       </w:r>
-      <w:hyperlink r:id="rId31">
-        <w:r>
-          <w:rPr>
-            <w:lang w:val="zh_TW" w:bidi="zh_TW"/>
-          </w:rPr>
-          <w:rPr>
-            <w:color w:val="0000EE"/>
-            <w:u w:val="single"/>
-          </w:rPr>
-          <w:t>太27:57–61</w:t>
-        </w:r>
-      </w:hyperlink>
+      <w:r>
+        <w:rPr>
+          <w:lang w:val="zh_TW" w:bidi="zh_TW"/>
+        </w:rPr>
+        <w:t>太27:57–61</w:t>
+      </w:r>
       <w:r>
         <w:rPr>
           <w:lang w:val="zh_TW" w:bidi="zh_TW"/>
         </w:rPr>
         <w:t>；</w:t>
       </w:r>
-      <w:hyperlink r:id="rId32">
-        <w:r>
-          <w:rPr>
-            <w:lang w:val="zh_TW" w:bidi="zh_TW"/>
-          </w:rPr>
-          <w:rPr>
-            <w:color w:val="0000EE"/>
-            <w:u w:val="single"/>
-          </w:rPr>
-          <w:t>可15:42–46</w:t>
-        </w:r>
-      </w:hyperlink>
+      <w:r>
+        <w:rPr>
+          <w:lang w:val="zh_TW" w:bidi="zh_TW"/>
+        </w:rPr>
+        <w:t>可15:42–46</w:t>
+      </w:r>
       <w:r>
         <w:rPr>
           <w:lang w:val="zh_TW" w:bidi="zh_TW"/>
         </w:rPr>
         <w:t>；</w:t>
       </w:r>
-      <w:hyperlink r:id="rId33">
-        <w:r>
-          <w:rPr>
-            <w:lang w:val="zh_TW" w:bidi="zh_TW"/>
-          </w:rPr>
-          <w:rPr>
-            <w:color w:val="0000EE"/>
-            <w:u w:val="single"/>
-          </w:rPr>
-          <w:t>路23:50–53</w:t>
-        </w:r>
-      </w:hyperlink>
+      <w:r>
+        <w:rPr>
+          <w:lang w:val="zh_TW" w:bidi="zh_TW"/>
+        </w:rPr>
+        <w:t>路23:50–53</w:t>
+      </w:r>
       <w:r>
         <w:rPr>
           <w:lang w:val="zh_TW" w:bidi="zh_TW"/>
         </w:rPr>
         <w:t>；</w:t>
       </w:r>
-      <w:hyperlink r:id="rId34">
-        <w:r>
-          <w:rPr>
-            <w:lang w:val="zh_TW" w:bidi="zh_TW"/>
-          </w:rPr>
-          <w:rPr>
-            <w:color w:val="0000EE"/>
-            <w:u w:val="single"/>
-          </w:rPr>
-          <w:t>約19:38–42</w:t>
-        </w:r>
-      </w:hyperlink>
+      <w:r>
+        <w:rPr>
+          <w:lang w:val="zh_TW" w:bidi="zh_TW"/>
+        </w:rPr>
+        <w:t>約19:38–42</w:t>
+      </w:r>
       <w:r>
         <w:rPr>
           <w:lang w:val="zh_TW" w:bidi="zh_TW"/>
         </w:rPr>
         <w:t>）。此外，他也允許猶太領袖封住墳墓，以防止有人偷走屍體，或散佈耶穌復活的謠言（</w:t>
       </w:r>
-      <w:hyperlink r:id="rId35">
-        <w:r>
-          <w:rPr>
-            <w:lang w:val="zh_TW" w:bidi="zh_TW"/>
-          </w:rPr>
-          <w:rPr>
-            <w:color w:val="0000EE"/>
-            <w:u w:val="single"/>
-          </w:rPr>
-          <w:t>太27:62–66</w:t>
-        </w:r>
-      </w:hyperlink>
+      <w:r>
+        <w:rPr>
+          <w:lang w:val="zh_TW" w:bidi="zh_TW"/>
+        </w:rPr>
+        <w:t>太27:62–66</w:t>
+      </w:r>
       <w:r>
         <w:rPr>
           <w:lang w:val="zh_TW" w:bidi="zh_TW"/>
@@ -744,234 +606,132 @@
           <w:lang w:val="zh_TW" w:bidi="zh_TW"/>
         </w:rPr>
       </w:r>
-      <w:hyperlink r:id="rId36">
-        <w:r>
-          <w:rPr>
-            <w:lang w:val="zh_TW" w:bidi="zh_TW"/>
-          </w:rPr>
-          <w:rPr>
-            <w:color w:val="0000EE"/>
-            <w:u w:val="single"/>
-          </w:rPr>
-          <w:t>太27:2、</w:t>
-        </w:r>
-      </w:hyperlink>
-      <w:hyperlink r:id="rId16">
-        <w:r>
-          <w:rPr>
-            <w:lang w:val="zh_TW" w:bidi="zh_TW"/>
-          </w:rPr>
-          <w:rPr>
-            <w:color w:val="0000EE"/>
-            <w:u w:val="single"/>
-          </w:rPr>
-          <w:t>11–26、</w:t>
-        </w:r>
-      </w:hyperlink>
-      <w:hyperlink r:id="rId37">
-        <w:r>
-          <w:rPr>
-            <w:lang w:val="zh_TW" w:bidi="zh_TW"/>
-          </w:rPr>
-          <w:rPr>
-            <w:color w:val="0000EE"/>
-            <w:u w:val="single"/>
-          </w:rPr>
-          <w:t>57–58、</w:t>
-        </w:r>
-      </w:hyperlink>
-      <w:hyperlink r:id="rId38">
-        <w:r>
-          <w:rPr>
-            <w:lang w:val="zh_TW" w:bidi="zh_TW"/>
-          </w:rPr>
-          <w:rPr>
-            <w:color w:val="0000EE"/>
-            <w:u w:val="single"/>
-          </w:rPr>
-          <w:t>62–65</w:t>
-        </w:r>
-      </w:hyperlink>
+      <w:r>
+        <w:rPr>
+          <w:lang w:val="zh_TW" w:bidi="zh_TW"/>
+        </w:rPr>
+        <w:t>太27:2、</w:t>
+      </w:r>
+      <w:r>
+        <w:rPr>
+          <w:lang w:val="zh_TW" w:bidi="zh_TW"/>
+        </w:rPr>
+        <w:t>11–26、</w:t>
+      </w:r>
+      <w:r>
+        <w:rPr>
+          <w:lang w:val="zh_TW" w:bidi="zh_TW"/>
+        </w:rPr>
+        <w:t>57–58、</w:t>
+      </w:r>
+      <w:r>
+        <w:rPr>
+          <w:lang w:val="zh_TW" w:bidi="zh_TW"/>
+        </w:rPr>
+        <w:t>62–65</w:t>
+      </w:r>
       <w:r>
         <w:rPr>
           <w:lang w:val="zh_TW" w:bidi="zh_TW"/>
         </w:rPr>
         <w:t>；</w:t>
       </w:r>
-      <w:hyperlink r:id="rId17">
-        <w:r>
-          <w:rPr>
-            <w:lang w:val="zh_TW" w:bidi="zh_TW"/>
-          </w:rPr>
-          <w:rPr>
-            <w:color w:val="0000EE"/>
-            <w:u w:val="single"/>
-          </w:rPr>
-          <w:t>可15:1–15、</w:t>
-        </w:r>
-      </w:hyperlink>
-      <w:hyperlink r:id="rId39">
-        <w:r>
-          <w:rPr>
-            <w:lang w:val="zh_TW" w:bidi="zh_TW"/>
-          </w:rPr>
-          <w:rPr>
-            <w:color w:val="0000EE"/>
-            <w:u w:val="single"/>
-          </w:rPr>
-          <w:t>43–45</w:t>
-        </w:r>
-      </w:hyperlink>
+      <w:r>
+        <w:rPr>
+          <w:lang w:val="zh_TW" w:bidi="zh_TW"/>
+        </w:rPr>
+        <w:t>可15:1–15、</w:t>
+      </w:r>
+      <w:r>
+        <w:rPr>
+          <w:lang w:val="zh_TW" w:bidi="zh_TW"/>
+        </w:rPr>
+        <w:t>43–45</w:t>
+      </w:r>
       <w:r>
         <w:rPr>
           <w:lang w:val="zh_TW" w:bidi="zh_TW"/>
         </w:rPr>
         <w:t>；</w:t>
       </w:r>
-      <w:hyperlink r:id="rId40">
-        <w:r>
-          <w:rPr>
-            <w:lang w:val="zh_TW" w:bidi="zh_TW"/>
-          </w:rPr>
-          <w:rPr>
-            <w:color w:val="0000EE"/>
-            <w:u w:val="single"/>
-          </w:rPr>
-          <w:t>路3:1，</w:t>
-        </w:r>
-      </w:hyperlink>
-      <w:hyperlink r:id="rId15">
-        <w:r>
-          <w:rPr>
-            <w:lang w:val="zh_TW" w:bidi="zh_TW"/>
-          </w:rPr>
-          <w:rPr>
-            <w:color w:val="0000EE"/>
-            <w:u w:val="single"/>
-          </w:rPr>
-          <w:t>13:1，</w:t>
-        </w:r>
-      </w:hyperlink>
-      <w:hyperlink r:id="rId18">
-        <w:r>
-          <w:rPr>
-            <w:lang w:val="zh_TW" w:bidi="zh_TW"/>
-          </w:rPr>
-          <w:rPr>
-            <w:color w:val="0000EE"/>
-            <w:u w:val="single"/>
-          </w:rPr>
-          <w:t>23:1–25、</w:t>
-        </w:r>
-      </w:hyperlink>
-      <w:hyperlink r:id="rId41">
-        <w:r>
-          <w:rPr>
-            <w:lang w:val="zh_TW" w:bidi="zh_TW"/>
-          </w:rPr>
-          <w:rPr>
-            <w:color w:val="0000EE"/>
-            <w:u w:val="single"/>
-          </w:rPr>
-          <w:t>52，</w:t>
-        </w:r>
-      </w:hyperlink>
-      <w:hyperlink r:id="rId19">
-        <w:r>
-          <w:rPr>
-            <w:lang w:val="zh_TW" w:bidi="zh_TW"/>
-          </w:rPr>
-          <w:rPr>
-            <w:color w:val="0000EE"/>
-            <w:u w:val="single"/>
-          </w:rPr>
-          <w:t>18:28–19:16，</w:t>
-        </w:r>
-      </w:hyperlink>
-      <w:hyperlink r:id="rId42">
-        <w:r>
-          <w:rPr>
-            <w:lang w:val="zh_TW" w:bidi="zh_TW"/>
-          </w:rPr>
-          <w:rPr>
-            <w:color w:val="0000EE"/>
-            <w:u w:val="single"/>
-          </w:rPr>
-          <w:t>19:31、</w:t>
-        </w:r>
-      </w:hyperlink>
-      <w:hyperlink r:id="rId43">
-        <w:r>
-          <w:rPr>
-            <w:lang w:val="zh_TW" w:bidi="zh_TW"/>
-          </w:rPr>
-          <w:rPr>
-            <w:color w:val="0000EE"/>
-            <w:u w:val="single"/>
-          </w:rPr>
-          <w:t>38</w:t>
-        </w:r>
-      </w:hyperlink>
+      <w:r>
+        <w:rPr>
+          <w:lang w:val="zh_TW" w:bidi="zh_TW"/>
+        </w:rPr>
+        <w:t>路3:1，</w:t>
+      </w:r>
+      <w:r>
+        <w:rPr>
+          <w:lang w:val="zh_TW" w:bidi="zh_TW"/>
+        </w:rPr>
+        <w:t>13:1，</w:t>
+      </w:r>
+      <w:r>
+        <w:rPr>
+          <w:lang w:val="zh_TW" w:bidi="zh_TW"/>
+        </w:rPr>
+        <w:t>23:1–25、</w:t>
+      </w:r>
+      <w:r>
+        <w:rPr>
+          <w:lang w:val="zh_TW" w:bidi="zh_TW"/>
+        </w:rPr>
+        <w:t>52，</w:t>
+      </w:r>
+      <w:r>
+        <w:rPr>
+          <w:lang w:val="zh_TW" w:bidi="zh_TW"/>
+        </w:rPr>
+        <w:t>18:28–19:16，</w:t>
+      </w:r>
+      <w:r>
+        <w:rPr>
+          <w:lang w:val="zh_TW" w:bidi="zh_TW"/>
+        </w:rPr>
+        <w:t>19:31、</w:t>
+      </w:r>
+      <w:r>
+        <w:rPr>
+          <w:lang w:val="zh_TW" w:bidi="zh_TW"/>
+        </w:rPr>
+        <w:t>38</w:t>
+      </w:r>
       <w:r>
         <w:rPr>
           <w:lang w:val="zh_TW" w:bidi="zh_TW"/>
         </w:rPr>
         <w:t>；</w:t>
       </w:r>
-      <w:hyperlink r:id="rId20">
-        <w:r>
-          <w:rPr>
-            <w:lang w:val="zh_TW" w:bidi="zh_TW"/>
-          </w:rPr>
-          <w:rPr>
-            <w:color w:val="0000EE"/>
-            <w:u w:val="single"/>
-          </w:rPr>
-          <w:t>徒3:13，</w:t>
-        </w:r>
-      </w:hyperlink>
-      <w:hyperlink r:id="rId21">
-        <w:r>
-          <w:rPr>
-            <w:lang w:val="zh_TW" w:bidi="zh_TW"/>
-          </w:rPr>
-          <w:rPr>
-            <w:color w:val="0000EE"/>
-            <w:u w:val="single"/>
-          </w:rPr>
-          <w:t>4:27，</w:t>
-        </w:r>
-      </w:hyperlink>
-      <w:hyperlink r:id="rId22">
-        <w:r>
-          <w:rPr>
-            <w:lang w:val="zh_TW" w:bidi="zh_TW"/>
-          </w:rPr>
-          <w:rPr>
-            <w:color w:val="0000EE"/>
-            <w:u w:val="single"/>
-          </w:rPr>
-          <w:t>13:28</w:t>
-        </w:r>
-      </w:hyperlink>
+      <w:r>
+        <w:rPr>
+          <w:lang w:val="zh_TW" w:bidi="zh_TW"/>
+        </w:rPr>
+        <w:t>徒3:13，</w:t>
+      </w:r>
+      <w:r>
+        <w:rPr>
+          <w:lang w:val="zh_TW" w:bidi="zh_TW"/>
+        </w:rPr>
+        <w:t>4:27，</w:t>
+      </w:r>
+      <w:r>
+        <w:rPr>
+          <w:lang w:val="zh_TW" w:bidi="zh_TW"/>
+        </w:rPr>
+        <w:t>13:28</w:t>
+      </w:r>
       <w:r>
         <w:rPr>
           <w:lang w:val="zh_TW" w:bidi="zh_TW"/>
         </w:rPr>
         <w:t>；</w:t>
       </w:r>
-      <w:hyperlink r:id="rId23">
-        <w:r>
-          <w:rPr>
-            <w:lang w:val="zh_TW" w:bidi="zh_TW"/>
-          </w:rPr>
-          <w:rPr>
-            <w:color w:val="0000EE"/>
-            <w:u w:val="single"/>
-          </w:rPr>
-          <w:t>提前6:13</w:t>
-        </w:r>
-      </w:hyperlink>
+      <w:r>
+        <w:rPr>
+          <w:lang w:val="zh_TW" w:bidi="zh_TW"/>
+        </w:rPr>
+        <w:t>提前6:13</w:t>
+      </w:r>
       <w:r>
         <w:rPr>
           <w:lang w:val="zh_TW" w:bidi="zh_TW"/>
